--- a/aura-documents/output/word/09-marketing-and-finance/09-request-for-quotation-template.docx
+++ b/aura-documents/output/word/09-marketing-and-finance/09-request-for-quotation-template.docx
@@ -30,7 +30,7 @@
           <w:color w:val="7A6753"/>
           <w:sz w:val="16"/>
         </w:rPr>
-        <w:t xml:space="preserve">Document No. AUR-FIN-09 · Version 0.1 (Draft) · Owner: General Manager · Effective: </w:t>
+        <w:t xml:space="preserve">Document No. AUR-FIN-09 · Version 0.2 (Draft) · Owner: General Manager · Effective: </w:t>
       </w:r>
       <w:r>
         <w:rPr>
@@ -630,7 +630,7 @@
           <w:color w:val="4A3A2C"/>
           <w:sz w:val="20"/>
         </w:rPr>
-        <w:t>The Aura Reset Center is a nervous-system-regulation wellness studio opening in Jumeirah 1, Dubai, in November 2026, with eleven modalities and clinical-grade equipment from Elevé Health. We look for suppliers who share our standards of quality, hygiene, reliability and calm, considered service.</w:t>
+        <w:t>The Aura Reset Center is a nervous-system-regulation wellness studio opening in Jumeirah 1, Dubai, in November 2026, with ten wellness modalities, a first-visit Healer consultation and clinical-grade equipment from Elevé Health. We look for suppliers who share our standards of quality, hygiene, reliability and calm, considered service.</w:t>
       </w:r>
     </w:p>
     <w:p>
@@ -669,7 +669,7 @@
           <w:color w:val="4A3A2C"/>
           <w:sz w:val="20"/>
         </w:rPr>
-        <w:t xml:space="preserve"> ☐ Linen / laundry ☐ Float supplies ☐ Cleaning chemicals ☐ Clinical / IV ☐ Retail ☐ IT / software ☐ Payment ☐ Insurance ☐ Fit-out / works ☐ Signage / printing ☐ Other: __________</w:t>
+        <w:t xml:space="preserve"> ☐ Branded amenities (towels, clothing, slippers, robes) ☐ Laundry equipment ☐ Cleaning chemicals ☐ Refreshments ☐ Retail ☐ IT / software ☐ Payment ☐ Insurance ☐ Fit-out / works ☐ Signage / printing ☐ Other: __________</w:t>
       </w:r>
     </w:p>
     <w:p>
@@ -1398,27 +1398,7 @@
           <w:color w:val="4A3A2C"/>
           <w:sz w:val="20"/>
         </w:rPr>
-        <w:t xml:space="preserve"> </w:t>
-      </w:r>
-      <w:r>
-        <w:rPr>
-          <w:rFonts w:ascii="Jost" w:hAnsi="Jost" w:cs="Jost" w:eastAsia="Jost"/>
-          <w:b w:val="0"/>
-          <w:i w:val="0"/>
-          <w:color w:val="A6754C"/>
-          <w:sz w:val="20"/>
-        </w:rPr>
-        <w:t>[Opening hours]</w:t>
-      </w:r>
-      <w:r>
-        <w:rPr>
-          <w:rFonts w:ascii="Jost" w:hAnsi="Jost" w:cs="Jost" w:eastAsia="Jost"/>
-          <w:b w:val="0"/>
-          <w:i w:val="0"/>
-          <w:color w:val="4A3A2C"/>
-          <w:sz w:val="20"/>
-        </w:rPr>
-        <w:t xml:space="preserve"> or by arrangement </w:t>
+        <w:t xml:space="preserve"> 9:00am–9:00pm, 7 days, or by arrangement </w:t>
       </w:r>
       <w:r>
         <w:rPr>
